--- a/Project_Pushka/docx/NET Звіт Лаб7 КН-923а Пушка ІА.docx
+++ b/Project_Pushka/docx/NET Звіт Лаб7 КН-923а Пушка ІА.docx
@@ -150,7 +150,7 @@
           <w:color w:val="000000"/>
           <w:sz w:val="28"/>
           <w:szCs w:val="28"/>
-          <w:lang w:val="uk-UA"/>
+          <w:lang w:val="ru-RU"/>
         </w:rPr>
       </w:pPr>
       <w:r>
@@ -178,6 +178,15 @@
           <w:szCs w:val="28"/>
         </w:rPr>
         <w:t>Сучасні графічні інтерфейси на базі WPF. Мова розмітки XAML та гнучка верстка</w:t>
+      </w:r>
+      <w:r>
+        <w:rPr>
+          <w:color w:val="000000"/>
+          <w:sz w:val="28"/>
+          <w:szCs w:val="28"/>
+          <w:lang w:val="ru-RU"/>
+        </w:rPr>
+        <w:t>.</w:t>
       </w:r>
     </w:p>
     <w:p>
@@ -214,61 +223,7 @@
           <w:sz w:val="28"/>
           <w:szCs w:val="28"/>
         </w:rPr>
-        <w:t xml:space="preserve">Ознайомитися з архітектурою Windows </w:t>
-      </w:r>
-      <w:proofErr w:type="spellStart"/>
-      <w:r>
-        <w:rPr>
-          <w:color w:val="000000"/>
-          <w:sz w:val="28"/>
-          <w:szCs w:val="28"/>
-        </w:rPr>
-        <w:t>Presentation</w:t>
-      </w:r>
-      <w:proofErr w:type="spellEnd"/>
-      <w:r>
-        <w:rPr>
-          <w:color w:val="000000"/>
-          <w:sz w:val="28"/>
-          <w:szCs w:val="28"/>
-        </w:rPr>
-        <w:t xml:space="preserve"> </w:t>
-      </w:r>
-      <w:proofErr w:type="spellStart"/>
-      <w:r>
-        <w:rPr>
-          <w:color w:val="000000"/>
-          <w:sz w:val="28"/>
-          <w:szCs w:val="28"/>
-        </w:rPr>
-        <w:t>Foundation</w:t>
-      </w:r>
-      <w:proofErr w:type="spellEnd"/>
-      <w:r>
-        <w:rPr>
-          <w:color w:val="000000"/>
-          <w:sz w:val="28"/>
-          <w:szCs w:val="28"/>
-        </w:rPr>
-        <w:t xml:space="preserve"> (WPF), вивчити синтаксис мови XAML, опанувати систему компонування (</w:t>
-      </w:r>
-      <w:proofErr w:type="spellStart"/>
-      <w:r>
-        <w:rPr>
-          <w:color w:val="000000"/>
-          <w:sz w:val="28"/>
-          <w:szCs w:val="28"/>
-        </w:rPr>
-        <w:t>Layout</w:t>
-      </w:r>
-      <w:proofErr w:type="spellEnd"/>
-      <w:r>
-        <w:rPr>
-          <w:color w:val="000000"/>
-          <w:sz w:val="28"/>
-          <w:szCs w:val="28"/>
-        </w:rPr>
-        <w:t>) та навчитися створювати адаптивні інтерфейси.</w:t>
+        <w:t>Ознайомитися з архітектурою Windows Presentation Foundation (WPF), вивчити синтаксис мови XAML, опанувати систему компонування (Layout) та навчитися створювати адаптивні інтерфейси.</w:t>
       </w:r>
     </w:p>
     <w:p>
@@ -386,116 +341,7 @@
           <w:szCs w:val="28"/>
           <w:lang w:val="uk-UA"/>
         </w:rPr>
-        <w:t xml:space="preserve">На першому етапі було створено новий проект WPF </w:t>
-      </w:r>
-      <w:proofErr w:type="spellStart"/>
-      <w:r>
-        <w:rPr>
-          <w:color w:val="000000"/>
-          <w:sz w:val="28"/>
-          <w:szCs w:val="28"/>
-          <w:lang w:val="uk-UA"/>
-        </w:rPr>
-        <w:t>Application</w:t>
-      </w:r>
-      <w:proofErr w:type="spellEnd"/>
-      <w:r>
-        <w:rPr>
-          <w:color w:val="000000"/>
-          <w:sz w:val="28"/>
-          <w:szCs w:val="28"/>
-          <w:lang w:val="uk-UA"/>
-        </w:rPr>
-        <w:t xml:space="preserve"> та підключено до нього бібліотеку класів </w:t>
-      </w:r>
-      <w:proofErr w:type="spellStart"/>
-      <w:r>
-        <w:rPr>
-          <w:color w:val="000000"/>
-          <w:sz w:val="28"/>
-          <w:szCs w:val="28"/>
-          <w:lang w:val="uk-UA"/>
-        </w:rPr>
-        <w:t>Core</w:t>
-      </w:r>
-      <w:proofErr w:type="spellEnd"/>
-      <w:r>
-        <w:rPr>
-          <w:color w:val="000000"/>
-          <w:sz w:val="28"/>
-          <w:szCs w:val="28"/>
-          <w:lang w:val="uk-UA"/>
-        </w:rPr>
-        <w:t>. Це дозволило використовувати раніше розроблену ієрархію класів (</w:t>
-      </w:r>
-      <w:proofErr w:type="spellStart"/>
-      <w:r>
-        <w:rPr>
-          <w:color w:val="000000"/>
-          <w:sz w:val="28"/>
-          <w:szCs w:val="28"/>
-          <w:lang w:val="uk-UA"/>
-        </w:rPr>
-        <w:t>Movie</w:t>
-      </w:r>
-      <w:proofErr w:type="spellEnd"/>
-      <w:r>
-        <w:rPr>
-          <w:color w:val="000000"/>
-          <w:sz w:val="28"/>
-          <w:szCs w:val="28"/>
-          <w:lang w:val="uk-UA"/>
-        </w:rPr>
-        <w:t xml:space="preserve">, </w:t>
-      </w:r>
-      <w:proofErr w:type="spellStart"/>
-      <w:r>
-        <w:rPr>
-          <w:color w:val="000000"/>
-          <w:sz w:val="28"/>
-          <w:szCs w:val="28"/>
-          <w:lang w:val="uk-UA"/>
-        </w:rPr>
-        <w:t>Session</w:t>
-      </w:r>
-      <w:proofErr w:type="spellEnd"/>
-      <w:r>
-        <w:rPr>
-          <w:color w:val="000000"/>
-          <w:sz w:val="28"/>
-          <w:szCs w:val="28"/>
-          <w:lang w:val="uk-UA"/>
-        </w:rPr>
-        <w:t xml:space="preserve">, </w:t>
-      </w:r>
-      <w:proofErr w:type="spellStart"/>
-      <w:r>
-        <w:rPr>
-          <w:color w:val="000000"/>
-          <w:sz w:val="28"/>
-          <w:szCs w:val="28"/>
-          <w:lang w:val="uk-UA"/>
-        </w:rPr>
-        <w:t>Ticket</w:t>
-      </w:r>
-      <w:proofErr w:type="spellEnd"/>
-      <w:r>
-        <w:rPr>
-          <w:color w:val="000000"/>
-          <w:sz w:val="28"/>
-          <w:szCs w:val="28"/>
-          <w:lang w:val="uk-UA"/>
-        </w:rPr>
-        <w:t>) у новому графічному середовищі</w:t>
-      </w:r>
-      <w:r>
-        <w:rPr>
-          <w:color w:val="000000"/>
-          <w:sz w:val="28"/>
-          <w:szCs w:val="28"/>
-          <w:lang w:val="uk-UA"/>
-        </w:rPr>
-        <w:t xml:space="preserve"> </w:t>
+        <w:t xml:space="preserve">На першому етапі було створено новий проект WPF Application та підключено до нього бібліотеку класів Core. Це дозволило використовувати раніше розроблену ієрархію класів (Movie, Session, Ticket) у новому графічному середовищі </w:t>
       </w:r>
       <w:r>
         <w:rPr>
@@ -609,27 +455,7 @@
           <w:szCs w:val="28"/>
           <w:lang w:val="ru-RU"/>
         </w:rPr>
-        <w:t xml:space="preserve">Структура </w:t>
-      </w:r>
-      <w:proofErr w:type="spellStart"/>
-      <w:r>
-        <w:rPr>
-          <w:color w:val="000000"/>
-          <w:sz w:val="28"/>
-          <w:szCs w:val="28"/>
-          <w:lang w:val="ru-RU"/>
-        </w:rPr>
-        <w:t>рішення</w:t>
-      </w:r>
-      <w:proofErr w:type="spellEnd"/>
-      <w:r>
-        <w:rPr>
-          <w:color w:val="000000"/>
-          <w:sz w:val="28"/>
-          <w:szCs w:val="28"/>
-          <w:lang w:val="ru-RU"/>
-        </w:rPr>
-        <w:t xml:space="preserve"> WPF</w:t>
+        <w:t>Структура рішення WPF</w:t>
       </w:r>
     </w:p>
     <w:p>
@@ -687,167 +513,7 @@
           <w:lang w:val="uk-UA"/>
         </w:rPr>
         <w:lastRenderedPageBreak/>
-        <w:t xml:space="preserve">Для створення адаптивного інтерфейсу в </w:t>
-      </w:r>
-      <w:proofErr w:type="spellStart"/>
-      <w:r>
-        <w:rPr>
-          <w:color w:val="000000"/>
-          <w:sz w:val="28"/>
-          <w:szCs w:val="28"/>
-          <w:lang w:val="uk-UA"/>
-        </w:rPr>
-        <w:t>MainWindow.xaml</w:t>
-      </w:r>
-      <w:proofErr w:type="spellEnd"/>
-      <w:r>
-        <w:rPr>
-          <w:color w:val="000000"/>
-          <w:sz w:val="28"/>
-          <w:szCs w:val="28"/>
-          <w:lang w:val="uk-UA"/>
-        </w:rPr>
-        <w:t xml:space="preserve"> використано контейнер </w:t>
-      </w:r>
-      <w:proofErr w:type="spellStart"/>
-      <w:r>
-        <w:rPr>
-          <w:color w:val="000000"/>
-          <w:sz w:val="28"/>
-          <w:szCs w:val="28"/>
-          <w:lang w:val="uk-UA"/>
-        </w:rPr>
-        <w:t>Grid</w:t>
-      </w:r>
-      <w:proofErr w:type="spellEnd"/>
-      <w:r>
-        <w:rPr>
-          <w:color w:val="000000"/>
-          <w:sz w:val="28"/>
-          <w:szCs w:val="28"/>
-          <w:lang w:val="uk-UA"/>
-        </w:rPr>
-        <w:t xml:space="preserve">. Вікно розділено на три функціональні зони за допомогою </w:t>
-      </w:r>
-      <w:proofErr w:type="spellStart"/>
-      <w:r>
-        <w:rPr>
-          <w:color w:val="000000"/>
-          <w:sz w:val="28"/>
-          <w:szCs w:val="28"/>
-          <w:lang w:val="uk-UA"/>
-        </w:rPr>
-        <w:t>ColumnDefinition</w:t>
-      </w:r>
-      <w:proofErr w:type="spellEnd"/>
-      <w:r>
-        <w:rPr>
-          <w:color w:val="000000"/>
-          <w:sz w:val="28"/>
-          <w:szCs w:val="28"/>
-          <w:lang w:val="uk-UA"/>
-        </w:rPr>
-        <w:t xml:space="preserve"> та </w:t>
-      </w:r>
-      <w:proofErr w:type="spellStart"/>
-      <w:r>
-        <w:rPr>
-          <w:color w:val="000000"/>
-          <w:sz w:val="28"/>
-          <w:szCs w:val="28"/>
-          <w:lang w:val="uk-UA"/>
-        </w:rPr>
-        <w:t>RowDefinition</w:t>
-      </w:r>
-      <w:proofErr w:type="spellEnd"/>
-      <w:r>
-        <w:rPr>
-          <w:color w:val="000000"/>
-          <w:sz w:val="28"/>
-          <w:szCs w:val="28"/>
-          <w:lang w:val="uk-UA"/>
-        </w:rPr>
-        <w:t>: заголовок (</w:t>
-      </w:r>
-      <w:proofErr w:type="spellStart"/>
-      <w:r>
-        <w:rPr>
-          <w:color w:val="000000"/>
-          <w:sz w:val="28"/>
-          <w:szCs w:val="28"/>
-          <w:lang w:val="uk-UA"/>
-        </w:rPr>
-        <w:t>Header</w:t>
-      </w:r>
-      <w:proofErr w:type="spellEnd"/>
-      <w:r>
-        <w:rPr>
-          <w:color w:val="000000"/>
-          <w:sz w:val="28"/>
-          <w:szCs w:val="28"/>
-          <w:lang w:val="uk-UA"/>
-        </w:rPr>
-        <w:t>), бічна панель (</w:t>
-      </w:r>
-      <w:proofErr w:type="spellStart"/>
-      <w:r>
-        <w:rPr>
-          <w:color w:val="000000"/>
-          <w:sz w:val="28"/>
-          <w:szCs w:val="28"/>
-          <w:lang w:val="uk-UA"/>
-        </w:rPr>
-        <w:t>Sidebar</w:t>
-      </w:r>
-      <w:proofErr w:type="spellEnd"/>
-      <w:r>
-        <w:rPr>
-          <w:color w:val="000000"/>
-          <w:sz w:val="28"/>
-          <w:szCs w:val="28"/>
-          <w:lang w:val="uk-UA"/>
-        </w:rPr>
-        <w:t>) та основна робоча область. Налаштування пропорцій (</w:t>
-      </w:r>
-      <w:proofErr w:type="spellStart"/>
-      <w:r>
-        <w:rPr>
-          <w:color w:val="000000"/>
-          <w:sz w:val="28"/>
-          <w:szCs w:val="28"/>
-          <w:lang w:val="uk-UA"/>
-        </w:rPr>
-        <w:t>Height</w:t>
-      </w:r>
-      <w:proofErr w:type="spellEnd"/>
-      <w:r>
-        <w:rPr>
-          <w:color w:val="000000"/>
-          <w:sz w:val="28"/>
-          <w:szCs w:val="28"/>
-          <w:lang w:val="uk-UA"/>
-        </w:rPr>
-        <w:t xml:space="preserve">="*", </w:t>
-      </w:r>
-      <w:proofErr w:type="spellStart"/>
-      <w:r>
-        <w:rPr>
-          <w:color w:val="000000"/>
-          <w:sz w:val="28"/>
-          <w:szCs w:val="28"/>
-          <w:lang w:val="uk-UA"/>
-        </w:rPr>
-        <w:t>Width</w:t>
-      </w:r>
-      <w:proofErr w:type="spellEnd"/>
-      <w:r>
-        <w:rPr>
-          <w:color w:val="000000"/>
-          <w:sz w:val="28"/>
-          <w:szCs w:val="28"/>
-          <w:lang w:val="uk-UA"/>
-        </w:rPr>
-        <w:t>="*") забезпечує коректне розтягування елементів при зміні розміру вікна</w:t>
+        <w:t>Для створення адаптивного інтерфейсу в MainWindow.xaml використано контейнер Grid. Вікно розділено на три функціональні зони за допомогою ColumnDefinition та RowDefinition: заголовок (Header), бічна панель (Sidebar) та основна робоча область. Налаштування пропорцій (Height="*", Width="*") забезпечує коректне розтягування елементів при зміні розміру вікна</w:t>
       </w:r>
       <w:r>
         <w:rPr>
@@ -1327,141 +993,7 @@
           <w:sz w:val="28"/>
           <w:szCs w:val="28"/>
         </w:rPr>
-        <w:t xml:space="preserve">Для розміщення кнопок керування на бічній панелі використано </w:t>
-      </w:r>
-      <w:proofErr w:type="spellStart"/>
-      <w:r>
-        <w:rPr>
-          <w:color w:val="000000"/>
-          <w:sz w:val="28"/>
-          <w:szCs w:val="28"/>
-        </w:rPr>
-        <w:t>StackPanel</w:t>
-      </w:r>
-      <w:proofErr w:type="spellEnd"/>
-      <w:r>
-        <w:rPr>
-          <w:color w:val="000000"/>
-          <w:sz w:val="28"/>
-          <w:szCs w:val="28"/>
-        </w:rPr>
-        <w:t>, що забезпечує їх вертикальне вирівнювання. У секції &lt;</w:t>
-      </w:r>
-      <w:proofErr w:type="spellStart"/>
-      <w:r>
-        <w:rPr>
-          <w:color w:val="000000"/>
-          <w:sz w:val="28"/>
-          <w:szCs w:val="28"/>
-        </w:rPr>
-        <w:t>Window.Resources</w:t>
-      </w:r>
-      <w:proofErr w:type="spellEnd"/>
-      <w:r>
-        <w:rPr>
-          <w:color w:val="000000"/>
-          <w:sz w:val="28"/>
-          <w:szCs w:val="28"/>
-        </w:rPr>
-        <w:t xml:space="preserve">&gt; було визначено спільний </w:t>
-      </w:r>
-      <w:proofErr w:type="spellStart"/>
-      <w:r>
-        <w:rPr>
-          <w:color w:val="000000"/>
-          <w:sz w:val="28"/>
-          <w:szCs w:val="28"/>
-        </w:rPr>
-        <w:t>Style</w:t>
-      </w:r>
-      <w:proofErr w:type="spellEnd"/>
-      <w:r>
-        <w:rPr>
-          <w:color w:val="000000"/>
-          <w:sz w:val="28"/>
-          <w:szCs w:val="28"/>
-        </w:rPr>
-        <w:t xml:space="preserve"> для всіх кнопок програми (налаштовано </w:t>
-      </w:r>
-      <w:proofErr w:type="spellStart"/>
-      <w:r>
-        <w:rPr>
-          <w:color w:val="000000"/>
-          <w:sz w:val="28"/>
-          <w:szCs w:val="28"/>
-        </w:rPr>
-        <w:t>Background</w:t>
-      </w:r>
-      <w:proofErr w:type="spellEnd"/>
-      <w:r>
-        <w:rPr>
-          <w:color w:val="000000"/>
-          <w:sz w:val="28"/>
-          <w:szCs w:val="28"/>
-        </w:rPr>
-        <w:t xml:space="preserve">, </w:t>
-      </w:r>
-      <w:proofErr w:type="spellStart"/>
-      <w:r>
-        <w:rPr>
-          <w:color w:val="000000"/>
-          <w:sz w:val="28"/>
-          <w:szCs w:val="28"/>
-        </w:rPr>
-        <w:t>FontSize</w:t>
-      </w:r>
-      <w:proofErr w:type="spellEnd"/>
-      <w:r>
-        <w:rPr>
-          <w:color w:val="000000"/>
-          <w:sz w:val="28"/>
-          <w:szCs w:val="28"/>
-        </w:rPr>
-        <w:t xml:space="preserve">, </w:t>
-      </w:r>
-      <w:proofErr w:type="spellStart"/>
-      <w:r>
-        <w:rPr>
-          <w:color w:val="000000"/>
-          <w:sz w:val="28"/>
-          <w:szCs w:val="28"/>
-        </w:rPr>
-        <w:t>Margin</w:t>
-      </w:r>
-      <w:proofErr w:type="spellEnd"/>
-      <w:r>
-        <w:rPr>
-          <w:color w:val="000000"/>
-          <w:sz w:val="28"/>
-          <w:szCs w:val="28"/>
-        </w:rPr>
-        <w:t xml:space="preserve"> та </w:t>
-      </w:r>
-      <w:proofErr w:type="spellStart"/>
-      <w:r>
-        <w:rPr>
-          <w:color w:val="000000"/>
-          <w:sz w:val="28"/>
-          <w:szCs w:val="28"/>
-        </w:rPr>
-        <w:t>CornerRadius</w:t>
-      </w:r>
-      <w:proofErr w:type="spellEnd"/>
-      <w:r>
-        <w:rPr>
-          <w:color w:val="000000"/>
-          <w:sz w:val="28"/>
-          <w:szCs w:val="28"/>
-        </w:rPr>
-        <w:t>). Це дозволило дотриматися єдиного дизайну без дублювання коду в XAML</w:t>
-      </w:r>
-      <w:r>
-        <w:rPr>
-          <w:color w:val="000000"/>
-          <w:sz w:val="28"/>
-          <w:szCs w:val="28"/>
-        </w:rPr>
-        <w:t xml:space="preserve"> </w:t>
+        <w:t xml:space="preserve">Для розміщення кнопок керування на бічній панелі використано StackPanel, що забезпечує їх вертикальне вирівнювання. У секції &lt;Window.Resources&gt; було визначено спільний Style для всіх кнопок програми (налаштовано Background, FontSize, Margin та CornerRadius). Це дозволило дотриматися єдиного дизайну без дублювання коду в XAML </w:t>
       </w:r>
       <w:r>
         <w:rPr>
@@ -1609,116 +1141,7 @@
           <w:szCs w:val="28"/>
           <w:lang w:val="uk-UA"/>
         </w:rPr>
-        <w:t xml:space="preserve">Для введення та редагування даних розроблено три діалогові вікна: </w:t>
-      </w:r>
-      <w:proofErr w:type="spellStart"/>
-      <w:r>
-        <w:rPr>
-          <w:color w:val="000000"/>
-          <w:sz w:val="28"/>
-          <w:szCs w:val="28"/>
-          <w:lang w:val="uk-UA"/>
-        </w:rPr>
-        <w:t>MovieEditWindow</w:t>
-      </w:r>
-      <w:proofErr w:type="spellEnd"/>
-      <w:r>
-        <w:rPr>
-          <w:color w:val="000000"/>
-          <w:sz w:val="28"/>
-          <w:szCs w:val="28"/>
-          <w:lang w:val="uk-UA"/>
-        </w:rPr>
-        <w:t xml:space="preserve">, </w:t>
-      </w:r>
-      <w:proofErr w:type="spellStart"/>
-      <w:r>
-        <w:rPr>
-          <w:color w:val="000000"/>
-          <w:sz w:val="28"/>
-          <w:szCs w:val="28"/>
-          <w:lang w:val="uk-UA"/>
-        </w:rPr>
-        <w:t>SessionEditWindow</w:t>
-      </w:r>
-      <w:proofErr w:type="spellEnd"/>
-      <w:r>
-        <w:rPr>
-          <w:color w:val="000000"/>
-          <w:sz w:val="28"/>
-          <w:szCs w:val="28"/>
-          <w:lang w:val="uk-UA"/>
-        </w:rPr>
-        <w:t xml:space="preserve"> та </w:t>
-      </w:r>
-      <w:proofErr w:type="spellStart"/>
-      <w:r>
-        <w:rPr>
-          <w:color w:val="000000"/>
-          <w:sz w:val="28"/>
-          <w:szCs w:val="28"/>
-          <w:lang w:val="uk-UA"/>
-        </w:rPr>
-        <w:t>TicketEditWindow</w:t>
-      </w:r>
-      <w:proofErr w:type="spellEnd"/>
-      <w:r>
-        <w:rPr>
-          <w:color w:val="000000"/>
-          <w:sz w:val="28"/>
-          <w:szCs w:val="28"/>
-          <w:lang w:val="uk-UA"/>
-        </w:rPr>
-        <w:t xml:space="preserve">. В коді C# впроваджено перевірки на типи даних через методи </w:t>
-      </w:r>
-      <w:proofErr w:type="spellStart"/>
-      <w:r>
-        <w:rPr>
-          <w:color w:val="000000"/>
-          <w:sz w:val="28"/>
-          <w:szCs w:val="28"/>
-          <w:lang w:val="uk-UA"/>
-        </w:rPr>
-        <w:t>int.TryParse</w:t>
-      </w:r>
-      <w:proofErr w:type="spellEnd"/>
-      <w:r>
-        <w:rPr>
-          <w:color w:val="000000"/>
-          <w:sz w:val="28"/>
-          <w:szCs w:val="28"/>
-          <w:lang w:val="uk-UA"/>
-        </w:rPr>
-        <w:t xml:space="preserve"> та </w:t>
-      </w:r>
-      <w:proofErr w:type="spellStart"/>
-      <w:r>
-        <w:rPr>
-          <w:color w:val="000000"/>
-          <w:sz w:val="28"/>
-          <w:szCs w:val="28"/>
-          <w:lang w:val="uk-UA"/>
-        </w:rPr>
-        <w:t>double.TryParse</w:t>
-      </w:r>
-      <w:proofErr w:type="spellEnd"/>
-      <w:r>
-        <w:rPr>
-          <w:color w:val="000000"/>
-          <w:sz w:val="28"/>
-          <w:szCs w:val="28"/>
-          <w:lang w:val="uk-UA"/>
-        </w:rPr>
-        <w:t>, що запобігає виникненню виняткових ситуацій при некоректному введенні</w:t>
-      </w:r>
-      <w:r>
-        <w:rPr>
-          <w:color w:val="000000"/>
-          <w:sz w:val="28"/>
-          <w:szCs w:val="28"/>
-          <w:lang w:val="uk-UA"/>
-        </w:rPr>
-        <w:t xml:space="preserve"> </w:t>
+        <w:t xml:space="preserve">Для введення та редагування даних розроблено три діалогові вікна: MovieEditWindow, SessionEditWindow та TicketEditWindow. В коді C# впроваджено перевірки на типи даних через методи int.TryParse та double.TryParse, що запобігає виникненню виняткових ситуацій при некоректному введенні </w:t>
       </w:r>
       <w:r>
         <w:rPr>
@@ -1862,47 +1285,15 @@
         </w:rPr>
         <w:t xml:space="preserve"> - </w:t>
       </w:r>
-      <w:proofErr w:type="spellStart"/>
-      <w:r>
-        <w:rPr>
-          <w:color w:val="000000"/>
-          <w:sz w:val="28"/>
-          <w:szCs w:val="28"/>
-          <w:lang w:val="ru-RU"/>
-        </w:rPr>
-        <w:t>Діалогове</w:t>
-      </w:r>
-      <w:proofErr w:type="spellEnd"/>
-      <w:r>
-        <w:rPr>
-          <w:color w:val="000000"/>
-          <w:sz w:val="28"/>
-          <w:szCs w:val="28"/>
-          <w:lang w:val="ru-RU"/>
-        </w:rPr>
-        <w:t xml:space="preserve"> </w:t>
-      </w:r>
-      <w:proofErr w:type="spellStart"/>
-      <w:r>
-        <w:rPr>
-          <w:color w:val="000000"/>
-          <w:sz w:val="28"/>
-          <w:szCs w:val="28"/>
-          <w:lang w:val="ru-RU"/>
-        </w:rPr>
-        <w:t>вікно</w:t>
-      </w:r>
-      <w:proofErr w:type="spellEnd"/>
-      <w:r>
-        <w:rPr>
-          <w:color w:val="000000"/>
-          <w:sz w:val="28"/>
-          <w:szCs w:val="28"/>
-          <w:lang w:val="ru-RU"/>
-        </w:rPr>
-        <w:t xml:space="preserve"> створення </w:t>
-      </w:r>
-      <w:proofErr w:type="spellStart"/>
+      <w:r>
+        <w:rPr>
+          <w:color w:val="000000"/>
+          <w:sz w:val="28"/>
+          <w:szCs w:val="28"/>
+          <w:lang w:val="ru-RU"/>
+        </w:rPr>
+        <w:t xml:space="preserve">Діалогове вікно створення </w:t>
+      </w:r>
       <w:r>
         <w:rPr>
           <w:color w:val="000000"/>
@@ -1912,7 +1303,6 @@
         </w:rPr>
         <w:t>фільму</w:t>
       </w:r>
-      <w:proofErr w:type="spellEnd"/>
     </w:p>
     <w:p>
       <w:pPr>
@@ -2007,47 +1397,7 @@
           <w:szCs w:val="28"/>
           <w:lang w:val="ru-RU"/>
         </w:rPr>
-        <w:t xml:space="preserve">7 - </w:t>
-      </w:r>
-      <w:proofErr w:type="spellStart"/>
-      <w:r>
-        <w:rPr>
-          <w:color w:val="000000"/>
-          <w:sz w:val="28"/>
-          <w:szCs w:val="28"/>
-          <w:lang w:val="ru-RU"/>
-        </w:rPr>
-        <w:t>Діалогове</w:t>
-      </w:r>
-      <w:proofErr w:type="spellEnd"/>
-      <w:r>
-        <w:rPr>
-          <w:color w:val="000000"/>
-          <w:sz w:val="28"/>
-          <w:szCs w:val="28"/>
-          <w:lang w:val="ru-RU"/>
-        </w:rPr>
-        <w:t xml:space="preserve"> </w:t>
-      </w:r>
-      <w:proofErr w:type="spellStart"/>
-      <w:r>
-        <w:rPr>
-          <w:color w:val="000000"/>
-          <w:sz w:val="28"/>
-          <w:szCs w:val="28"/>
-          <w:lang w:val="ru-RU"/>
-        </w:rPr>
-        <w:t>вікно</w:t>
-      </w:r>
-      <w:proofErr w:type="spellEnd"/>
-      <w:r>
-        <w:rPr>
-          <w:color w:val="000000"/>
-          <w:sz w:val="28"/>
-          <w:szCs w:val="28"/>
-          <w:lang w:val="ru-RU"/>
-        </w:rPr>
-        <w:t xml:space="preserve"> створення сеансу</w:t>
+        <w:t>7 - Діалогове вікно створення сеансу</w:t>
       </w:r>
     </w:p>
     <w:p>
@@ -2171,47 +1521,7 @@
           <w:szCs w:val="28"/>
           <w:lang w:val="ru-RU"/>
         </w:rPr>
-        <w:t xml:space="preserve">- </w:t>
-      </w:r>
-      <w:proofErr w:type="spellStart"/>
-      <w:r>
-        <w:rPr>
-          <w:color w:val="000000"/>
-          <w:sz w:val="28"/>
-          <w:szCs w:val="28"/>
-          <w:lang w:val="ru-RU"/>
-        </w:rPr>
-        <w:t>Діалогове</w:t>
-      </w:r>
-      <w:proofErr w:type="spellEnd"/>
-      <w:r>
-        <w:rPr>
-          <w:color w:val="000000"/>
-          <w:sz w:val="28"/>
-          <w:szCs w:val="28"/>
-          <w:lang w:val="ru-RU"/>
-        </w:rPr>
-        <w:t xml:space="preserve"> </w:t>
-      </w:r>
-      <w:proofErr w:type="spellStart"/>
-      <w:r>
-        <w:rPr>
-          <w:color w:val="000000"/>
-          <w:sz w:val="28"/>
-          <w:szCs w:val="28"/>
-          <w:lang w:val="ru-RU"/>
-        </w:rPr>
-        <w:t>вікно</w:t>
-      </w:r>
-      <w:proofErr w:type="spellEnd"/>
-      <w:r>
-        <w:rPr>
-          <w:color w:val="000000"/>
-          <w:sz w:val="28"/>
-          <w:szCs w:val="28"/>
-          <w:lang w:val="ru-RU"/>
-        </w:rPr>
-        <w:t xml:space="preserve"> створення </w:t>
+        <w:t xml:space="preserve">- Діалогове вікно створення </w:t>
       </w:r>
       <w:r>
         <w:rPr>
@@ -2267,27 +1577,7 @@
           <w:szCs w:val="28"/>
           <w:lang w:val="uk-UA"/>
         </w:rPr>
-        <w:t xml:space="preserve">Реалізовано обробники подій для кнопок "Додати" та "Видалити". Для захисту цілісності даних впроваджено механізм підтвердження видалення через </w:t>
-      </w:r>
-      <w:proofErr w:type="spellStart"/>
-      <w:r>
-        <w:rPr>
-          <w:color w:val="000000"/>
-          <w:sz w:val="28"/>
-          <w:szCs w:val="28"/>
-          <w:lang w:val="uk-UA"/>
-        </w:rPr>
-        <w:t>MessageBox</w:t>
-      </w:r>
-      <w:proofErr w:type="spellEnd"/>
-      <w:r>
-        <w:rPr>
-          <w:color w:val="000000"/>
-          <w:sz w:val="28"/>
-          <w:szCs w:val="28"/>
-          <w:lang w:val="uk-UA"/>
-        </w:rPr>
-        <w:t>. При видаленні фільму або сеансу застосовується алгоритм каскадного очищення (LINQ), який автоматично видаляє всі залежні об'єкти (сеанси та квитки), що запобігає появі помилок у базі даних</w:t>
+        <w:t>Реалізовано обробники подій для кнопок "Додати" та "Видалити". Для захисту цілісності даних впроваджено механізм підтвердження видалення через MessageBox. При видаленні фільму або сеансу застосовується алгоритм каскадного очищення (LINQ), який автоматично видаляє всі залежні об'єкти (сеанси та квитки), що запобігає появі помилок у базі даних</w:t>
       </w:r>
       <w:r>
         <w:rPr>
@@ -2444,7 +1734,7 @@
           <w:color w:val="000000"/>
           <w:sz w:val="28"/>
           <w:szCs w:val="28"/>
-          <w:lang w:val="en-US"/>
+          <w:lang w:val="ru-RU"/>
         </w:rPr>
       </w:pPr>
     </w:p>
@@ -2475,87 +1765,7 @@
           <w:lang w:val="uk-UA"/>
         </w:rPr>
         <w:lastRenderedPageBreak/>
-        <w:t xml:space="preserve">Інтегровано підсистему збереження даних у форматі JSON. Для взаємодії з користувачем використано стандартні діалогові вікна </w:t>
-      </w:r>
-      <w:proofErr w:type="spellStart"/>
-      <w:r>
-        <w:rPr>
-          <w:color w:val="000000"/>
-          <w:sz w:val="28"/>
-          <w:szCs w:val="28"/>
-          <w:lang w:val="uk-UA"/>
-        </w:rPr>
-        <w:t>OpenFileDialog</w:t>
-      </w:r>
-      <w:proofErr w:type="spellEnd"/>
-      <w:r>
-        <w:rPr>
-          <w:color w:val="000000"/>
-          <w:sz w:val="28"/>
-          <w:szCs w:val="28"/>
-          <w:lang w:val="uk-UA"/>
-        </w:rPr>
-        <w:t xml:space="preserve"> та </w:t>
-      </w:r>
-      <w:proofErr w:type="spellStart"/>
-      <w:r>
-        <w:rPr>
-          <w:color w:val="000000"/>
-          <w:sz w:val="28"/>
-          <w:szCs w:val="28"/>
-          <w:lang w:val="uk-UA"/>
-        </w:rPr>
-        <w:t>SaveFileDialog</w:t>
-      </w:r>
-      <w:proofErr w:type="spellEnd"/>
-      <w:r>
-        <w:rPr>
-          <w:color w:val="000000"/>
-          <w:sz w:val="28"/>
-          <w:szCs w:val="28"/>
-          <w:lang w:val="uk-UA"/>
-        </w:rPr>
-        <w:t>, що дозволяють обирати шлях до файлу. Після завантаження даних проводиться автоматичне оновлення (</w:t>
-      </w:r>
-      <w:proofErr w:type="spellStart"/>
-      <w:r>
-        <w:rPr>
-          <w:color w:val="000000"/>
-          <w:sz w:val="28"/>
-          <w:szCs w:val="28"/>
-          <w:lang w:val="uk-UA"/>
-        </w:rPr>
-        <w:t>RefreshData</w:t>
-      </w:r>
-      <w:proofErr w:type="spellEnd"/>
-      <w:r>
-        <w:rPr>
-          <w:color w:val="000000"/>
-          <w:sz w:val="28"/>
-          <w:szCs w:val="28"/>
-          <w:lang w:val="uk-UA"/>
-        </w:rPr>
-        <w:t xml:space="preserve">) всіх таблиць через зміну властивості </w:t>
-      </w:r>
-      <w:proofErr w:type="spellStart"/>
-      <w:r>
-        <w:rPr>
-          <w:color w:val="000000"/>
-          <w:sz w:val="28"/>
-          <w:szCs w:val="28"/>
-          <w:lang w:val="uk-UA"/>
-        </w:rPr>
-        <w:t>ItemsSource</w:t>
-      </w:r>
-      <w:proofErr w:type="spellEnd"/>
-      <w:r>
-        <w:rPr>
-          <w:color w:val="000000"/>
-          <w:sz w:val="28"/>
-          <w:szCs w:val="28"/>
-          <w:lang w:val="uk-UA"/>
-        </w:rPr>
-        <w:t xml:space="preserve"> (ри</w:t>
+        <w:t>Інтегровано підсистему збереження даних у форматі JSON. Для взаємодії з користувачем використано стандартні діалогові вікна OpenFileDialog та SaveFileDialog, що дозволяють обирати шлях до файлу. Після завантаження даних проводиться автоматичне оновлення (RefreshData) всіх таблиць через зміну властивості ItemsSource (ри</w:t>
       </w:r>
       <w:r>
         <w:rPr>
@@ -2751,115 +1961,7 @@
           <w:sz w:val="28"/>
           <w:szCs w:val="28"/>
         </w:rPr>
-        <w:t>У ході виконання лабораторної роботи було успішно реалізовано графічний інтерфейс застосунку на платформі WPF. Освоєно переваги декларативної розмітки XAML, що дозволяє створювати гнучкі та адаптивні інтерфейси за допомогою сіток (</w:t>
-      </w:r>
-      <w:proofErr w:type="spellStart"/>
-      <w:r>
-        <w:rPr>
-          <w:color w:val="000000"/>
-          <w:sz w:val="28"/>
-          <w:szCs w:val="28"/>
-        </w:rPr>
-        <w:t>Grid</w:t>
-      </w:r>
-      <w:proofErr w:type="spellEnd"/>
-      <w:r>
-        <w:rPr>
-          <w:color w:val="000000"/>
-          <w:sz w:val="28"/>
-          <w:szCs w:val="28"/>
-        </w:rPr>
-        <w:t>) та контейнерів (</w:t>
-      </w:r>
-      <w:proofErr w:type="spellStart"/>
-      <w:r>
-        <w:rPr>
-          <w:color w:val="000000"/>
-          <w:sz w:val="28"/>
-          <w:szCs w:val="28"/>
-        </w:rPr>
-        <w:t>StackPanel</w:t>
-      </w:r>
-      <w:proofErr w:type="spellEnd"/>
-      <w:r>
-        <w:rPr>
-          <w:color w:val="000000"/>
-          <w:sz w:val="28"/>
-          <w:szCs w:val="28"/>
-        </w:rPr>
-        <w:t xml:space="preserve">). На практиці застосовано механізм </w:t>
-      </w:r>
-      <w:proofErr w:type="spellStart"/>
-      <w:r>
-        <w:rPr>
-          <w:color w:val="000000"/>
-          <w:sz w:val="28"/>
-          <w:szCs w:val="28"/>
-        </w:rPr>
-        <w:t>Data</w:t>
-      </w:r>
-      <w:proofErr w:type="spellEnd"/>
-      <w:r>
-        <w:rPr>
-          <w:color w:val="000000"/>
-          <w:sz w:val="28"/>
-          <w:szCs w:val="28"/>
-        </w:rPr>
-        <w:t xml:space="preserve"> </w:t>
-      </w:r>
-      <w:proofErr w:type="spellStart"/>
-      <w:r>
-        <w:rPr>
-          <w:color w:val="000000"/>
-          <w:sz w:val="28"/>
-          <w:szCs w:val="28"/>
-        </w:rPr>
-        <w:t>Binding</w:t>
-      </w:r>
-      <w:proofErr w:type="spellEnd"/>
-      <w:r>
-        <w:rPr>
-          <w:color w:val="000000"/>
-          <w:sz w:val="28"/>
-          <w:szCs w:val="28"/>
-        </w:rPr>
-        <w:t xml:space="preserve"> для автоматичної візуалізації властивостей об'єктів у таблицях </w:t>
-      </w:r>
-      <w:proofErr w:type="spellStart"/>
-      <w:r>
-        <w:rPr>
-          <w:color w:val="000000"/>
-          <w:sz w:val="28"/>
-          <w:szCs w:val="28"/>
-        </w:rPr>
-        <w:t>DataGrid</w:t>
-      </w:r>
-      <w:proofErr w:type="spellEnd"/>
-      <w:r>
-        <w:rPr>
-          <w:color w:val="000000"/>
-          <w:sz w:val="28"/>
-          <w:szCs w:val="28"/>
-        </w:rPr>
-        <w:t xml:space="preserve">. Впровадження стилів у ресурсах вікна дозволило централізовано керувати зовнішнім виглядом компонентів. Використання діалогових вікон із вбудованою </w:t>
-      </w:r>
-      <w:proofErr w:type="spellStart"/>
-      <w:r>
-        <w:rPr>
-          <w:color w:val="000000"/>
-          <w:sz w:val="28"/>
-          <w:szCs w:val="28"/>
-        </w:rPr>
-        <w:t>валідацією</w:t>
-      </w:r>
-      <w:proofErr w:type="spellEnd"/>
-      <w:r>
-        <w:rPr>
-          <w:color w:val="000000"/>
-          <w:sz w:val="28"/>
-          <w:szCs w:val="28"/>
-        </w:rPr>
-        <w:t xml:space="preserve"> типів та каскадним видаленням забезпечило високу стабільність та надійність роботи інформаційної системи кінотеатру.</w:t>
+        <w:t>У ході виконання лабораторної роботи було успішно реалізовано графічний інтерфейс застосунку на платформі WPF. Освоєно переваги декларативної розмітки XAML, що дозволяє створювати гнучкі та адаптивні інтерфейси за допомогою сіток (Grid) та контейнерів (StackPanel). На практиці застосовано механізм Data Binding для автоматичної візуалізації властивостей об'єктів у таблицях DataGrid. Впровадження стилів у ресурсах вікна дозволило централізовано керувати зовнішнім виглядом компонентів. Використання діалогових вікон із вбудованою валідацією типів та каскадним видаленням забезпечило високу стабільність та надійність роботи інформаційної системи кінотеатру.</w:t>
       </w:r>
     </w:p>
     <w:sectPr>
@@ -3491,6 +2593,7 @@
   <w:style w:type="character" w:default="1" w:styleId="a0">
     <w:name w:val="Default Paragraph Font"/>
     <w:uiPriority w:val="1"/>
+    <w:semiHidden/>
     <w:unhideWhenUsed/>
   </w:style>
   <w:style w:type="table" w:default="1" w:styleId="a1">
